--- a/zhs/docx/054.content.docx
+++ b/zhs/docx/054.content.docx
@@ -224,18 +224,12 @@
         </w:rPr>
         <w:t>的人就有权利和能力做出决定和判断。 最高的权柄属于神。 神可以将权柄授予其他人，让他们代表祂作决定或判断。 神经常会表明祂已将权柄赐给人，也赐给他们能力去行</w:t>
       </w:r>
-      <w:hyperlink r:id="rId13">
-        <w:r>
-          <w:rPr>
-            <w:lang w:val="zh_CN" w:bidi="zh_CN"/>
-          </w:rPr>
-          <w:rPr>
-            <w:color w:val="0000EE"/>
-            <w:u w:val="single"/>
-          </w:rPr>
-          <w:t>神迹</w:t>
-        </w:r>
-      </w:hyperlink>
+      <w:r>
+        <w:rPr>
+          <w:lang w:val="zh_CN" w:bidi="zh_CN"/>
+        </w:rPr>
+        <w:t>神迹</w:t>
+      </w:r>
       <w:r>
         <w:rPr>
           <w:lang w:val="zh_CN" w:bidi="zh_CN"/>
@@ -256,18 +250,12 @@
         </w:rPr>
         <w:t>耶稣拥有权柄，因为祂是</w:t>
       </w:r>
-      <w:hyperlink r:id="rId14">
-        <w:r>
-          <w:rPr>
-            <w:lang w:val="zh_CN" w:bidi="zh_CN"/>
-          </w:rPr>
-          <w:rPr>
-            <w:color w:val="0000EE"/>
-            <w:u w:val="single"/>
-          </w:rPr>
-          <w:t>王</w:t>
-        </w:r>
-      </w:hyperlink>
+      <w:r>
+        <w:rPr>
+          <w:lang w:val="zh_CN" w:bidi="zh_CN"/>
+        </w:rPr>
+        <w:t>王</w:t>
+      </w:r>
       <w:r>
         <w:rPr>
           <w:lang w:val="zh_CN" w:bidi="zh_CN"/>
@@ -282,41 +270,17 @@
           <w:lang w:val="zh_CN" w:bidi="zh_CN"/>
         </w:rPr>
       </w:r>
-      <w:hyperlink r:id="rId15">
-        <w:r>
-          <w:rPr>
-            <w:lang w:val="zh_CN" w:bidi="zh_CN"/>
-          </w:rPr>
-          <w:rPr>
-            <w:color w:val="0000EE"/>
-            <w:u w:val="single"/>
-          </w:rPr>
-          <w:t>使徒</w:t>
-        </w:r>
-      </w:hyperlink>
       <w:r>
         <w:rPr>
           <w:lang w:val="zh_CN" w:bidi="zh_CN"/>
         </w:rPr>
-        <w:t>在</w:t>
-      </w:r>
-      <w:hyperlink r:id="rId16">
-        <w:r>
-          <w:rPr>
-            <w:lang w:val="zh_CN" w:bidi="zh_CN"/>
-          </w:rPr>
-          <w:rPr>
-            <w:color w:val="0000EE"/>
-            <w:u w:val="single"/>
-          </w:rPr>
-          <w:t>教会</w:t>
-        </w:r>
-      </w:hyperlink>
+        <w:t>使徒</w:t>
+      </w:r>
       <w:r>
         <w:rPr>
           <w:lang w:val="zh_CN" w:bidi="zh_CN"/>
         </w:rPr>
-        <w:t>中拥有权柄，因为耶稣将权柄赐给他们。 其他人需要接受他们的决定。</w:t>
+        <w:t>在教会中拥有权柄，因为耶稣将权柄赐给他们。 其他人需要接受他们的决定。</w:t>
       </w:r>
     </w:p>
     <w:p>
@@ -385,7 +349,7 @@
           <w:lang w:val="zh_CN" w:bidi="zh_CN"/>
         </w:rPr>
       </w:r>
-      <w:hyperlink r:id="rId17">
+      <w:hyperlink r:id="rId13">
         <w:r>
           <w:rPr>
             <w:lang w:val="zh_CN" w:bidi="zh_CN"/>

--- a/zhs/docx/054.content.docx
+++ b/zhs/docx/054.content.docx
@@ -295,77 +295,6 @@
           <w:lang w:val="zh_CN" w:bidi="zh_CN"/>
         </w:rPr>
         <w:t>圣经拥有权柄，因为神藉著圣经向人们说话。 这意味着人们必须聆听神藉著圣经告诉他们的话。</w:t>
-      </w:r>
-      <w:r>
-        <w:rPr>
-          <w:lang w:val="zh_CN" w:bidi="zh_CN"/>
-        </w:rPr>
-      </w:r>
-      <w:r>
-        <w:rPr>
-          <w:lang w:val="zh_CN" w:bidi="zh_CN"/>
-        </w:rPr>
-      </w:r>
-    </w:p>
-    <w:p>
-      <w:pPr/>
-      <w:r>
-        <w:rPr>
-          <w:lang w:val="zh_CN" w:bidi="zh_CN"/>
-        </w:rPr>
-      </w:r>
-    </w:p>
-    <w:p>
-      <w:pPr>
-        <w:pStyle w:val="Heading2"/>
-      </w:pPr>
-      <w:r>
-        <w:rPr>
-          <w:lang w:val="zh_CN" w:bidi="zh_CN"/>
-        </w:rPr>
-        <w:t>权柄</w:t>
-      </w:r>
-      <w:r>
-        <w:rPr>
-          <w:lang w:val="zh_CN" w:bidi="zh_CN"/>
-        </w:rPr>
-      </w:r>
-    </w:p>
-    <w:p>
-      <w:pPr>
-        <w:pStyle w:val="Heading4"/>
-      </w:pPr>
-      <w:r>
-        <w:rPr>
-          <w:lang w:val="zh_CN" w:bidi="zh_CN"/>
-        </w:rPr>
-        <w:t>Audio Content</w:t>
-      </w:r>
-    </w:p>
-    <w:p>
-      <w:pPr/>
-      <w:r>
-        <w:rPr>
-          <w:lang w:val="zh_CN" w:bidi="zh_CN"/>
-        </w:rPr>
-      </w:r>
-      <w:hyperlink r:id="rId13">
-        <w:r>
-          <w:rPr>
-            <w:lang w:val="zh_CN" w:bidi="zh_CN"/>
-          </w:rPr>
-          <w:rPr>
-            <w:color w:val="0000EE"/>
-            <w:u w:val="single"/>
-          </w:rPr>
-          <w:t>mp3 file</w:t>
-        </w:r>
-      </w:hyperlink>
-      <w:r>
-        <w:rPr>
-          <w:lang w:val="zh_CN" w:bidi="zh_CN"/>
-        </w:rPr>
-        <w:t xml:space="preserve"> (None KB)</w:t>
       </w:r>
       <w:r>
         <w:rPr>

--- a/zhs/docx/054.content.docx
+++ b/zhs/docx/054.content.docx
@@ -224,12 +224,18 @@
         </w:rPr>
         <w:t>的人就有权利和能力做出决定和判断。 最高的权柄属于神。 神可以将权柄授予其他人，让他们代表祂作决定或判断。 神经常会表明祂已将权柄赐给人，也赐给他们能力去行</w:t>
       </w:r>
-      <w:r>
-        <w:rPr>
-          <w:lang w:val="zh_CN" w:bidi="zh_CN"/>
-        </w:rPr>
-        <w:t>神迹</w:t>
-      </w:r>
+      <w:hyperlink r:id="rId13">
+        <w:r>
+          <w:rPr>
+            <w:lang w:val="zh_CN" w:bidi="zh_CN"/>
+          </w:rPr>
+          <w:rPr>
+            <w:color w:val="0000EE"/>
+            <w:u w:val="single"/>
+          </w:rPr>
+          <w:t>神迹</w:t>
+        </w:r>
+      </w:hyperlink>
       <w:r>
         <w:rPr>
           <w:lang w:val="zh_CN" w:bidi="zh_CN"/>
@@ -250,12 +256,18 @@
         </w:rPr>
         <w:t>耶稣拥有权柄，因为祂是</w:t>
       </w:r>
-      <w:r>
-        <w:rPr>
-          <w:lang w:val="zh_CN" w:bidi="zh_CN"/>
-        </w:rPr>
-        <w:t>王</w:t>
-      </w:r>
+      <w:hyperlink r:id="rId14">
+        <w:r>
+          <w:rPr>
+            <w:lang w:val="zh_CN" w:bidi="zh_CN"/>
+          </w:rPr>
+          <w:rPr>
+            <w:color w:val="0000EE"/>
+            <w:u w:val="single"/>
+          </w:rPr>
+          <w:t>王</w:t>
+        </w:r>
+      </w:hyperlink>
       <w:r>
         <w:rPr>
           <w:lang w:val="zh_CN" w:bidi="zh_CN"/>
@@ -270,17 +282,41 @@
           <w:lang w:val="zh_CN" w:bidi="zh_CN"/>
         </w:rPr>
       </w:r>
+      <w:hyperlink r:id="rId15">
+        <w:r>
+          <w:rPr>
+            <w:lang w:val="zh_CN" w:bidi="zh_CN"/>
+          </w:rPr>
+          <w:rPr>
+            <w:color w:val="0000EE"/>
+            <w:u w:val="single"/>
+          </w:rPr>
+          <w:t>使徒</w:t>
+        </w:r>
+      </w:hyperlink>
       <w:r>
         <w:rPr>
           <w:lang w:val="zh_CN" w:bidi="zh_CN"/>
         </w:rPr>
-        <w:t>使徒</w:t>
+        <w:t>在</w:t>
       </w:r>
+      <w:hyperlink r:id="rId16">
+        <w:r>
+          <w:rPr>
+            <w:lang w:val="zh_CN" w:bidi="zh_CN"/>
+          </w:rPr>
+          <w:rPr>
+            <w:color w:val="0000EE"/>
+            <w:u w:val="single"/>
+          </w:rPr>
+          <w:t>教会</w:t>
+        </w:r>
+      </w:hyperlink>
       <w:r>
         <w:rPr>
           <w:lang w:val="zh_CN" w:bidi="zh_CN"/>
         </w:rPr>
-        <w:t>在教会中拥有权柄，因为耶稣将权柄赐给他们。 其他人需要接受他们的决定。</w:t>
+        <w:t>中拥有权柄，因为耶稣将权柄赐给他们。 其他人需要接受他们的决定。</w:t>
       </w:r>
     </w:p>
     <w:p>
